--- a/downloads/teacher/05 Materials/Unit 06/Slides/Slides 06.18 - Careers in Food Systems and Unit 6 Review and Test.docx
+++ b/downloads/teacher/05 Materials/Unit 06/Slides/Slides 06.18 - Careers in Food Systems and Unit 6 Review and Test.docx
@@ -675,21 +675,6 @@
       <w:r>
         <w:t xml:space="preserve">It is the difference between an application that gets a call and one that does not.</w:t>
       </w:r>
-      <w:r>
-        <w:t xml:space="preserve"> </w:t>
-      </w:r>
-      <w:r>
-        <w:t xml:space="preserve">Notes:</w:t>
-      </w:r>
-      <w:r>
-        <w:t xml:space="preserve"> </w:t>
-      </w:r>
-      <w:r>
-        <w:rPr>
-          <w:rStyle w:val="TeacherNote"/>
-        </w:rPr>
-        <w:t xml:space="preserve">[Sal: confirm which level your school or the local BOCES can offer and proctor, what the exam costs, and the county health department’s current food handler requirement.]</w:t>
-      </w:r>
     </w:p>
     <w:p>
       <w:pPr>
@@ -861,22 +846,13 @@
         <w:pStyle w:val="Compact"/>
       </w:pPr>
       <w:r>
-        <w:t xml:space="preserve">The Suffolk and Nassau county health departments. Cornell Cooperative Extension of Suffolk County</w:t>
+        <w:t xml:space="preserve">The county health department. Cornell Cooperative Extension</w:t>
       </w:r>
       <w:r>
         <w:t xml:space="preserve"> </w:t>
       </w:r>
       <w:r>
         <w:t xml:space="preserve">Notes: Circle every job on the cards that exists within about 25 miles.</w:t>
-      </w:r>
-      <w:r>
-        <w:t xml:space="preserve"> </w:t>
-      </w:r>
-      <w:r>
-        <w:rPr>
-          <w:rStyle w:val="TeacherNote"/>
-        </w:rPr>
-        <w:t xml:space="preserve">[Sal: localize this for your school’s actual neighborhood before you teach it.]</w:t>
       </w:r>
     </w:p>
     <w:p>
